--- a/examples/word/revisions.docx
+++ b/examples/word/revisions.docx
@@ -1,6 +1,6 @@
 
 <file path=word/document.xml><?xml version="1.0" encoding="utf-8"?>
-<w:document xmlns:r="http://schemas.openxmlformats.org/officeDocument/2006/relationships" xmlns:m="http://schemas.openxmlformats.org/officeDocument/2006/math" xmlns:v="urn:schemas-microsoft-com:vml" xmlns:o="urn:schemas-microsoft-com:office:office" xmlns:w10="urn:schemas-microsoft-com:office:word" xmlns:wne="http://schemas.microsoft.com/office/word/2006/wordml" xmlns:wp="http://schemas.openxmlformats.org/drawingml/2006/wordprocessingDrawing" xmlns:wp14="http://schemas.microsoft.com/office/word/2010/wordprocessingDrawing" xmlns:a="http://schemas.openxmlformats.org/drawingml/2006/main" xmlns:pic="http://schemas.openxmlformats.org/drawingml/2006/picture" xmlns:wps="http://schemas.microsoft.com/office/word/2010/wordprocessingShape" xmlns:wpg="http://schemas.microsoft.com/office/word/2010/wordprocessingGroup" xmlns:wpi="http://schemas.microsoft.com/office/word/2010/wordprocessingInk" xmlns:wpc="http://schemas.microsoft.com/office/word/2010/wordprocessingCanvas" xmlns:w15="http://schemas.microsoft.com/office/word/2012/wordml" xmlns:mc="http://schemas.openxmlformats.org/markup-compatibility/2006" xmlns:w="http://schemas.openxmlformats.org/wordprocessingml/2006/main" xmlns:w14="http://schemas.microsoft.com/office/word/2010/wordml" mc:Ignorable="w14 w15 wp14">
+<w:document xmlns:r="http://schemas.openxmlformats.org/officeDocument/2006/relationships" xmlns:m="http://schemas.openxmlformats.org/officeDocument/2006/math" xmlns:v="urn:schemas-microsoft-com:vml" xmlns:o="urn:schemas-microsoft-com:office:office" xmlns:w10="urn:schemas-microsoft-com:office:word" xmlns:wne="http://schemas.microsoft.com/office/word/2006/wordml" xmlns:wp="http://schemas.openxmlformats.org/drawingml/2006/wordprocessingDrawing" xmlns:wp14="http://schemas.microsoft.com/office/word/2010/wordprocessingDrawing" xmlns:w14="http://schemas.microsoft.com/office/word/2010/wordml" xmlns:a="http://schemas.openxmlformats.org/drawingml/2006/main" xmlns:pic="http://schemas.openxmlformats.org/drawingml/2006/picture" xmlns:wps="http://schemas.microsoft.com/office/word/2010/wordprocessingShape" xmlns:wpg="http://schemas.microsoft.com/office/word/2010/wordprocessingGroup" xmlns:wpi="http://schemas.microsoft.com/office/word/2010/wordprocessingInk" xmlns:wpc="http://schemas.microsoft.com/office/word/2010/wordprocessingCanvas" xmlns:w15="http://schemas.microsoft.com/office/word/2012/wordml" xmlns:mc="http://schemas.openxmlformats.org/markup-compatibility/2006" xmlns:w="http://schemas.openxmlformats.org/wordprocessingml/2006/main" mc:Ignorable="w14 w15 wp14">
   <w:body>
     <w:p>
       <w:pPr>
@@ -83,10 +83,10 @@
     <w:p>
       <w:pPr>
         <w:rPr>
-          <w:ins w:author="Alice" w:date="2026-05-25T18:15:00+08:00" w:id="1048602"/>
-        </w:rPr>
-      </w:pPr>
-      <w:ins w:author="Alice" w:date="2026-05-25T18:15:00+08:00" w:id="1048603">
+          <w:ins w:author="Alice" w:date="2026-05-25T10:15:00Z" w:id="1048602"/>
+        </w:rPr>
+      </w:pPr>
+      <w:ins w:author="Alice" w:date="2026-05-25T10:15:00Z" w:id="1048603">
         <w:r>
           <w:rPr/>
           <w:t xml:space="preserve">This whole paragraph was inserted by Alice as a tracked change.</w:t>
@@ -191,17 +191,17 @@
         <w:gridCol w:w="2768"/>
       </w:tblGrid>
       <w:tr>
-        <w:trPr>
-          <w:trHeight w:val="600" w:hRule="atLeast"/>
-          <w:trPrChange w:author="Dan" w:date="2026-05-25T18:31:00+08:00" w:id="1048645">
-            <w:trPr/>
-          </w:trPrChange>
-        </w:trPr>
         <w:tblPrEx>
           <w:tblPrExChange w:author="Dan" w:date="2026-05-25T18:30:00+08:00" w:id="1048642">
             <w:tblPrEx/>
           </w:tblPrExChange>
         </w:tblPrEx>
+        <w:trPr>
+          <w:trHeight w:val="600"/>
+          <w:trPrChange w:author="Dan" w:date="2026-05-25T18:31:00+08:00" w:id="1048645">
+            <w:trPr/>
+          </w:trPrChange>
+        </w:trPr>
         <w:tc>
           <w:tcPr/>
           <w:p>
@@ -391,10 +391,10 @@
     <w:p>
       <w:pPr>
         <w:rPr>
-          <w:ins w:author="Grace" w:date="2026-05-25T18:45:00+08:00" w:id="9001"/>
-        </w:rPr>
-      </w:pPr>
-      <w:ins w:author="Grace" w:date="2026-05-25T18:45:00+08:00" w:id="1048677">
+          <w:ins w:author="Grace" w:date="2026-05-25T10:45:00Z" w:id="9001"/>
+        </w:rPr>
+      </w:pPr>
+      <w:ins w:author="Grace" w:date="2026-05-25T10:45:00Z" w:id="1048677">
         <w:r>
           <w:rPr/>
           <w:t xml:space="preserve">This paragraph carries an explicit revision.id=9001.</w:t>
@@ -610,7 +610,7 @@
 </file>
 
 <file path=word/styles.xml><?xml version="1.0" encoding="utf-8"?>
-<w:styles xmlns:w="http://schemas.openxmlformats.org/wordprocessingml/2006/main">
+<w:styles xmlns:w14="http://schemas.microsoft.com/office/word/2010/wordml" xmlns:mc="http://schemas.openxmlformats.org/markup-compatibility/2006" xmlns:w="http://schemas.openxmlformats.org/wordprocessingml/2006/main" mc:Ignorable="w14">
   <w:docDefaults>
     <w:rPrDefault>
       <w:rPr>
